--- a/ALIA_timetable.docx
+++ b/ALIA_timetable.docx
@@ -22,92 +22,116 @@
         <w:tblLook w:firstColumn="1" w:firstRow="1" w:lastColumn="0" w:lastRow="0" w:noHBand="0" w:noVBand="1" w:val="04A0"/>
       </w:tblPr>
       <w:tblGrid>
-        <w:gridCol w:w="1080"/>
-        <w:gridCol w:w="1080"/>
-        <w:gridCol w:w="1080"/>
-        <w:gridCol w:w="1080"/>
-        <w:gridCol w:w="1080"/>
-        <w:gridCol w:w="1080"/>
-        <w:gridCol w:w="1080"/>
-        <w:gridCol w:w="1080"/>
+        <w:gridCol w:w="1530"/>
+        <w:gridCol w:w="1530"/>
+        <w:gridCol w:w="1530"/>
+        <w:gridCol w:w="1530"/>
+        <w:gridCol w:w="1530"/>
+        <w:gridCol w:w="1530"/>
+        <w:gridCol w:w="1530"/>
+        <w:gridCol w:w="1530"/>
       </w:tblGrid>
       <w:tr>
         <w:tc>
           <w:tcPr>
-            <w:tcW w:type="dxa" w:w="1080"/>
+            <w:tcW w:type="dxa" w:w="1530"/>
           </w:tcPr>
           <w:p>
             <w:r>
+              <w:rPr>
+                <w:b/>
+              </w:rPr>
               <w:t>Period</w:t>
             </w:r>
           </w:p>
         </w:tc>
         <w:tc>
           <w:tcPr>
-            <w:tcW w:type="dxa" w:w="1080"/>
+            <w:tcW w:type="dxa" w:w="1530"/>
           </w:tcPr>
           <w:p>
             <w:r>
-              <w:t>Mon-Thu Time</w:t>
+              <w:rPr>
+                <w:b/>
+              </w:rPr>
+              <w:t>Mon-Wed Time</w:t>
             </w:r>
           </w:p>
         </w:tc>
         <w:tc>
           <w:tcPr>
-            <w:tcW w:type="dxa" w:w="1080"/>
+            <w:tcW w:type="dxa" w:w="1530"/>
           </w:tcPr>
           <w:p>
             <w:r>
+              <w:rPr>
+                <w:b/>
+              </w:rPr>
               <w:t>Mon</w:t>
             </w:r>
           </w:p>
         </w:tc>
         <w:tc>
           <w:tcPr>
-            <w:tcW w:type="dxa" w:w="1080"/>
+            <w:tcW w:type="dxa" w:w="1530"/>
           </w:tcPr>
           <w:p>
             <w:r>
+              <w:rPr>
+                <w:b/>
+              </w:rPr>
               <w:t>Tue</w:t>
             </w:r>
           </w:p>
         </w:tc>
         <w:tc>
           <w:tcPr>
-            <w:tcW w:type="dxa" w:w="1080"/>
+            <w:tcW w:type="dxa" w:w="1530"/>
           </w:tcPr>
           <w:p>
             <w:r>
+              <w:rPr>
+                <w:b/>
+              </w:rPr>
               <w:t>Wed</w:t>
             </w:r>
           </w:p>
         </w:tc>
         <w:tc>
           <w:tcPr>
-            <w:tcW w:type="dxa" w:w="1080"/>
+            <w:tcW w:type="dxa" w:w="1530"/>
           </w:tcPr>
           <w:p>
             <w:r>
+              <w:rPr>
+                <w:b/>
+              </w:rPr>
               <w:t>Thu</w:t>
             </w:r>
           </w:p>
         </w:tc>
         <w:tc>
           <w:tcPr>
-            <w:tcW w:type="dxa" w:w="1080"/>
+            <w:tcW w:type="dxa" w:w="1530"/>
           </w:tcPr>
           <w:p>
             <w:r>
+              <w:rPr>
+                <w:b/>
+              </w:rPr>
               <w:t>Fri</w:t>
             </w:r>
           </w:p>
         </w:tc>
         <w:tc>
           <w:tcPr>
-            <w:tcW w:type="dxa" w:w="1080"/>
+            <w:tcW w:type="dxa" w:w="1530"/>
           </w:tcPr>
           <w:p>
             <w:r>
+              <w:rPr>
+                <w:b/>
+              </w:rPr>
               <w:t>Fri Time</w:t>
             </w:r>
           </w:p>
@@ -116,7 +140,7 @@
       <w:tr>
         <w:tc>
           <w:tcPr>
-            <w:tcW w:type="dxa" w:w="1080"/>
+            <w:tcW w:type="dxa" w:w="1530"/>
           </w:tcPr>
           <w:p>
             <w:r>
@@ -126,7 +150,7 @@
         </w:tc>
         <w:tc>
           <w:tcPr>
-            <w:tcW w:type="dxa" w:w="1080"/>
+            <w:tcW w:type="dxa" w:w="1530"/>
           </w:tcPr>
           <w:p>
             <w:r>
@@ -136,7 +160,7 @@
         </w:tc>
         <w:tc>
           <w:tcPr>
-            <w:tcW w:type="dxa" w:w="1080"/>
+            <w:tcW w:type="dxa" w:w="1530"/>
           </w:tcPr>
           <w:p>
             <w:r/>
@@ -144,7 +168,7 @@
         </w:tc>
         <w:tc>
           <w:tcPr>
-            <w:tcW w:type="dxa" w:w="1080"/>
+            <w:tcW w:type="dxa" w:w="1530"/>
           </w:tcPr>
           <w:p>
             <w:r/>
@@ -152,7 +176,7 @@
         </w:tc>
         <w:tc>
           <w:tcPr>
-            <w:tcW w:type="dxa" w:w="1080"/>
+            <w:tcW w:type="dxa" w:w="1530"/>
           </w:tcPr>
           <w:p>
             <w:r/>
@@ -160,7 +184,7 @@
         </w:tc>
         <w:tc>
           <w:tcPr>
-            <w:tcW w:type="dxa" w:w="1080"/>
+            <w:tcW w:type="dxa" w:w="1530"/>
           </w:tcPr>
           <w:p>
             <w:r/>
@@ -168,15 +192,19 @@
         </w:tc>
         <w:tc>
           <w:tcPr>
-            <w:tcW w:type="dxa" w:w="1080"/>
+            <w:tcW w:type="dxa" w:w="1530"/>
           </w:tcPr>
           <w:p>
-            <w:r/>
+            <w:r>
+              <w:t>10F</w:t>
+              <w:br/>
+              <w:t>MATHS</w:t>
+            </w:r>
           </w:p>
         </w:tc>
         <w:tc>
           <w:tcPr>
-            <w:tcW w:type="dxa" w:w="1080"/>
+            <w:tcW w:type="dxa" w:w="1530"/>
           </w:tcPr>
           <w:p>
             <w:r>
@@ -188,7 +216,7 @@
       <w:tr>
         <w:tc>
           <w:tcPr>
-            <w:tcW w:type="dxa" w:w="1080"/>
+            <w:tcW w:type="dxa" w:w="1530"/>
           </w:tcPr>
           <w:p>
             <w:r>
@@ -198,7 +226,7 @@
         </w:tc>
         <w:tc>
           <w:tcPr>
-            <w:tcW w:type="dxa" w:w="1080"/>
+            <w:tcW w:type="dxa" w:w="1530"/>
           </w:tcPr>
           <w:p>
             <w:r>
@@ -208,7 +236,39 @@
         </w:tc>
         <w:tc>
           <w:tcPr>
-            <w:tcW w:type="dxa" w:w="1080"/>
+            <w:tcW w:type="dxa" w:w="1530"/>
+          </w:tcPr>
+          <w:p>
+            <w:r/>
+          </w:p>
+        </w:tc>
+        <w:tc>
+          <w:tcPr>
+            <w:tcW w:type="dxa" w:w="1530"/>
+          </w:tcPr>
+          <w:p>
+            <w:r/>
+          </w:p>
+        </w:tc>
+        <w:tc>
+          <w:tcPr>
+            <w:tcW w:type="dxa" w:w="1530"/>
+          </w:tcPr>
+          <w:p>
+            <w:r/>
+          </w:p>
+        </w:tc>
+        <w:tc>
+          <w:tcPr>
+            <w:tcW w:type="dxa" w:w="1530"/>
+          </w:tcPr>
+          <w:p>
+            <w:r/>
+          </w:p>
+        </w:tc>
+        <w:tc>
+          <w:tcPr>
+            <w:tcW w:type="dxa" w:w="1530"/>
           </w:tcPr>
           <w:p>
             <w:r>
@@ -220,39 +280,7 @@
         </w:tc>
         <w:tc>
           <w:tcPr>
-            <w:tcW w:type="dxa" w:w="1080"/>
-          </w:tcPr>
-          <w:p>
-            <w:r/>
-          </w:p>
-        </w:tc>
-        <w:tc>
-          <w:tcPr>
-            <w:tcW w:type="dxa" w:w="1080"/>
-          </w:tcPr>
-          <w:p>
-            <w:r/>
-          </w:p>
-        </w:tc>
-        <w:tc>
-          <w:tcPr>
-            <w:tcW w:type="dxa" w:w="1080"/>
-          </w:tcPr>
-          <w:p>
-            <w:r/>
-          </w:p>
-        </w:tc>
-        <w:tc>
-          <w:tcPr>
-            <w:tcW w:type="dxa" w:w="1080"/>
-          </w:tcPr>
-          <w:p>
-            <w:r/>
-          </w:p>
-        </w:tc>
-        <w:tc>
-          <w:tcPr>
-            <w:tcW w:type="dxa" w:w="1080"/>
+            <w:tcW w:type="dxa" w:w="1530"/>
           </w:tcPr>
           <w:p>
             <w:r>
@@ -264,7 +292,7 @@
       <w:tr>
         <w:tc>
           <w:tcPr>
-            <w:tcW w:type="dxa" w:w="1080"/>
+            <w:tcW w:type="dxa" w:w="1530"/>
           </w:tcPr>
           <w:p>
             <w:r>
@@ -274,7 +302,7 @@
         </w:tc>
         <w:tc>
           <w:tcPr>
-            <w:tcW w:type="dxa" w:w="1080"/>
+            <w:tcW w:type="dxa" w:w="1530"/>
           </w:tcPr>
           <w:p>
             <w:r>
@@ -284,15 +312,7 @@
         </w:tc>
         <w:tc>
           <w:tcPr>
-            <w:tcW w:type="dxa" w:w="1080"/>
-          </w:tcPr>
-          <w:p>
-            <w:r/>
-          </w:p>
-        </w:tc>
-        <w:tc>
-          <w:tcPr>
-            <w:tcW w:type="dxa" w:w="1080"/>
+            <w:tcW w:type="dxa" w:w="1530"/>
           </w:tcPr>
           <w:p>
             <w:r>
@@ -304,7 +324,79 @@
         </w:tc>
         <w:tc>
           <w:tcPr>
-            <w:tcW w:type="dxa" w:w="1080"/>
+            <w:tcW w:type="dxa" w:w="1530"/>
+          </w:tcPr>
+          <w:p>
+            <w:r>
+              <w:t>8C</w:t>
+              <w:br/>
+              <w:t>MATHS</w:t>
+            </w:r>
+          </w:p>
+        </w:tc>
+        <w:tc>
+          <w:tcPr>
+            <w:tcW w:type="dxa" w:w="1530"/>
+          </w:tcPr>
+          <w:p>
+            <w:r/>
+          </w:p>
+        </w:tc>
+        <w:tc>
+          <w:tcPr>
+            <w:tcW w:type="dxa" w:w="1530"/>
+          </w:tcPr>
+          <w:p>
+            <w:r>
+              <w:t>10F</w:t>
+              <w:br/>
+              <w:t>MATHS</w:t>
+            </w:r>
+          </w:p>
+        </w:tc>
+        <w:tc>
+          <w:tcPr>
+            <w:tcW w:type="dxa" w:w="1530"/>
+          </w:tcPr>
+          <w:p>
+            <w:r/>
+          </w:p>
+        </w:tc>
+        <w:tc>
+          <w:tcPr>
+            <w:tcW w:type="dxa" w:w="1530"/>
+          </w:tcPr>
+          <w:p>
+            <w:r>
+              <w:t>9:15-9:50</w:t>
+            </w:r>
+          </w:p>
+        </w:tc>
+      </w:tr>
+      <w:tr>
+        <w:tc>
+          <w:tcPr>
+            <w:tcW w:type="dxa" w:w="1530"/>
+          </w:tcPr>
+          <w:p>
+            <w:r>
+              <w:t>P4</w:t>
+            </w:r>
+          </w:p>
+        </w:tc>
+        <w:tc>
+          <w:tcPr>
+            <w:tcW w:type="dxa" w:w="1530"/>
+          </w:tcPr>
+          <w:p>
+            <w:r>
+              <w:t>10:10-10:50</w:t>
+            </w:r>
+          </w:p>
+        </w:tc>
+        <w:tc>
+          <w:tcPr>
+            <w:tcW w:type="dxa" w:w="1530"/>
           </w:tcPr>
           <w:p>
             <w:r>
@@ -316,7 +408,19 @@
         </w:tc>
         <w:tc>
           <w:tcPr>
-            <w:tcW w:type="dxa" w:w="1080"/>
+            <w:tcW w:type="dxa" w:w="1530"/>
+          </w:tcPr>
+          <w:p>
+            <w:r>
+              <w:t>10F</w:t>
+              <w:br/>
+              <w:t>MATHS</w:t>
+            </w:r>
+          </w:p>
+        </w:tc>
+        <w:tc>
+          <w:tcPr>
+            <w:tcW w:type="dxa" w:w="1530"/>
           </w:tcPr>
           <w:p>
             <w:r>
@@ -328,7 +432,319 @@
         </w:tc>
         <w:tc>
           <w:tcPr>
-            <w:tcW w:type="dxa" w:w="1080"/>
+            <w:tcW w:type="dxa" w:w="1530"/>
+          </w:tcPr>
+          <w:p>
+            <w:r>
+              <w:t>9D</w:t>
+              <w:br/>
+              <w:t>MATHS</w:t>
+            </w:r>
+          </w:p>
+        </w:tc>
+        <w:tc>
+          <w:tcPr>
+            <w:tcW w:type="dxa" w:w="1530"/>
+          </w:tcPr>
+          <w:p>
+            <w:r/>
+          </w:p>
+        </w:tc>
+        <w:tc>
+          <w:tcPr>
+            <w:tcW w:type="dxa" w:w="1530"/>
+          </w:tcPr>
+          <w:p>
+            <w:r>
+              <w:t>9:50-10:25</w:t>
+            </w:r>
+          </w:p>
+        </w:tc>
+      </w:tr>
+      <w:tr>
+        <w:tc>
+          <w:tcPr>
+            <w:tcW w:type="dxa" w:w="1530"/>
+          </w:tcPr>
+          <w:p>
+            <w:r>
+              <w:t>Lunch</w:t>
+            </w:r>
+          </w:p>
+        </w:tc>
+        <w:tc>
+          <w:tcPr>
+            <w:tcW w:type="dxa" w:w="1530"/>
+          </w:tcPr>
+          <w:p>
+            <w:r>
+              <w:t>10:50-11:20</w:t>
+            </w:r>
+          </w:p>
+        </w:tc>
+        <w:tc>
+          <w:tcPr>
+            <w:tcW w:type="dxa" w:w="1530"/>
+          </w:tcPr>
+          <w:p>
+            <w:r/>
+          </w:p>
+        </w:tc>
+        <w:tc>
+          <w:tcPr>
+            <w:tcW w:type="dxa" w:w="1530"/>
+          </w:tcPr>
+          <w:p>
+            <w:r/>
+          </w:p>
+        </w:tc>
+        <w:tc>
+          <w:tcPr>
+            <w:tcW w:type="dxa" w:w="1530"/>
+          </w:tcPr>
+          <w:p>
+            <w:r/>
+          </w:p>
+        </w:tc>
+        <w:tc>
+          <w:tcPr>
+            <w:tcW w:type="dxa" w:w="1530"/>
+          </w:tcPr>
+          <w:p>
+            <w:r/>
+          </w:p>
+        </w:tc>
+        <w:tc>
+          <w:tcPr>
+            <w:tcW w:type="dxa" w:w="1530"/>
+          </w:tcPr>
+          <w:p>
+            <w:r/>
+          </w:p>
+        </w:tc>
+        <w:tc>
+          <w:tcPr>
+            <w:tcW w:type="dxa" w:w="1530"/>
+          </w:tcPr>
+          <w:p>
+            <w:r>
+              <w:t>10:25-10:55</w:t>
+            </w:r>
+          </w:p>
+        </w:tc>
+      </w:tr>
+      <w:tr>
+        <w:tc>
+          <w:tcPr>
+            <w:tcW w:type="dxa" w:w="1530"/>
+          </w:tcPr>
+          <w:p>
+            <w:r>
+              <w:t>P5</w:t>
+            </w:r>
+          </w:p>
+        </w:tc>
+        <w:tc>
+          <w:tcPr>
+            <w:tcW w:type="dxa" w:w="1530"/>
+          </w:tcPr>
+          <w:p>
+            <w:r>
+              <w:t>11:20-12:00</w:t>
+            </w:r>
+          </w:p>
+        </w:tc>
+        <w:tc>
+          <w:tcPr>
+            <w:tcW w:type="dxa" w:w="1530"/>
+          </w:tcPr>
+          <w:p>
+            <w:r>
+              <w:t>9D</w:t>
+              <w:br/>
+              <w:t>MATHS</w:t>
+            </w:r>
+          </w:p>
+        </w:tc>
+        <w:tc>
+          <w:tcPr>
+            <w:tcW w:type="dxa" w:w="1530"/>
+          </w:tcPr>
+          <w:p>
+            <w:r/>
+          </w:p>
+        </w:tc>
+        <w:tc>
+          <w:tcPr>
+            <w:tcW w:type="dxa" w:w="1530"/>
+          </w:tcPr>
+          <w:p>
+            <w:r>
+              <w:t>10F</w:t>
+              <w:br/>
+              <w:t>MATHS</w:t>
+            </w:r>
+          </w:p>
+        </w:tc>
+        <w:tc>
+          <w:tcPr>
+            <w:tcW w:type="dxa" w:w="1530"/>
+          </w:tcPr>
+          <w:p>
+            <w:r/>
+          </w:p>
+        </w:tc>
+        <w:tc>
+          <w:tcPr>
+            <w:tcW w:type="dxa" w:w="1530"/>
+          </w:tcPr>
+          <w:p>
+            <w:r/>
+          </w:p>
+        </w:tc>
+        <w:tc>
+          <w:tcPr>
+            <w:tcW w:type="dxa" w:w="1530"/>
+          </w:tcPr>
+          <w:p>
+            <w:r>
+              <w:t>10:55-11:35</w:t>
+            </w:r>
+          </w:p>
+        </w:tc>
+      </w:tr>
+      <w:tr>
+        <w:tc>
+          <w:tcPr>
+            <w:tcW w:type="dxa" w:w="1530"/>
+          </w:tcPr>
+          <w:p>
+            <w:r>
+              <w:t>P6</w:t>
+            </w:r>
+          </w:p>
+        </w:tc>
+        <w:tc>
+          <w:tcPr>
+            <w:tcW w:type="dxa" w:w="1530"/>
+          </w:tcPr>
+          <w:p>
+            <w:r>
+              <w:t>12:00-12:40</w:t>
+            </w:r>
+          </w:p>
+        </w:tc>
+        <w:tc>
+          <w:tcPr>
+            <w:tcW w:type="dxa" w:w="1530"/>
+          </w:tcPr>
+          <w:p>
+            <w:r/>
+          </w:p>
+        </w:tc>
+        <w:tc>
+          <w:tcPr>
+            <w:tcW w:type="dxa" w:w="1530"/>
+          </w:tcPr>
+          <w:p>
+            <w:r>
+              <w:t>9D</w:t>
+              <w:br/>
+              <w:t>MATHS</w:t>
+            </w:r>
+          </w:p>
+        </w:tc>
+        <w:tc>
+          <w:tcPr>
+            <w:tcW w:type="dxa" w:w="1530"/>
+          </w:tcPr>
+          <w:p>
+            <w:r>
+              <w:t>10F</w:t>
+              <w:br/>
+              <w:t>MATHS</w:t>
+            </w:r>
+          </w:p>
+        </w:tc>
+        <w:tc>
+          <w:tcPr>
+            <w:tcW w:type="dxa" w:w="1530"/>
+          </w:tcPr>
+          <w:p>
+            <w:r/>
+          </w:p>
+        </w:tc>
+        <w:tc>
+          <w:tcPr>
+            <w:tcW w:type="dxa" w:w="1530"/>
+          </w:tcPr>
+          <w:p>
+            <w:r>
+              <w:t>9D</w:t>
+              <w:br/>
+              <w:t>MATHS</w:t>
+            </w:r>
+          </w:p>
+        </w:tc>
+        <w:tc>
+          <w:tcPr>
+            <w:tcW w:type="dxa" w:w="1530"/>
+          </w:tcPr>
+          <w:p>
+            <w:r>
+              <w:t>11:35-12:15</w:t>
+            </w:r>
+          </w:p>
+        </w:tc>
+      </w:tr>
+      <w:tr>
+        <w:tc>
+          <w:tcPr>
+            <w:tcW w:type="dxa" w:w="1530"/>
+          </w:tcPr>
+          <w:p>
+            <w:r>
+              <w:t>P7</w:t>
+            </w:r>
+          </w:p>
+        </w:tc>
+        <w:tc>
+          <w:tcPr>
+            <w:tcW w:type="dxa" w:w="1530"/>
+          </w:tcPr>
+          <w:p>
+            <w:r>
+              <w:t>12:40-1:20</w:t>
+            </w:r>
+          </w:p>
+        </w:tc>
+        <w:tc>
+          <w:tcPr>
+            <w:tcW w:type="dxa" w:w="1530"/>
+          </w:tcPr>
+          <w:p>
+            <w:r/>
+          </w:p>
+        </w:tc>
+        <w:tc>
+          <w:tcPr>
+            <w:tcW w:type="dxa" w:w="1530"/>
+          </w:tcPr>
+          <w:p>
+            <w:r/>
+          </w:p>
+        </w:tc>
+        <w:tc>
+          <w:tcPr>
+            <w:tcW w:type="dxa" w:w="1530"/>
+          </w:tcPr>
+          <w:p>
+            <w:r/>
+          </w:p>
+        </w:tc>
+        <w:tc>
+          <w:tcPr>
+            <w:tcW w:type="dxa" w:w="1530"/>
           </w:tcPr>
           <w:p>
             <w:r>
@@ -340,39 +756,45 @@
         </w:tc>
         <w:tc>
           <w:tcPr>
-            <w:tcW w:type="dxa" w:w="1080"/>
+            <w:tcW w:type="dxa" w:w="1530"/>
           </w:tcPr>
           <w:p>
-            <w:r>
-              <w:t>9:15-9:50</w:t>
-            </w:r>
+            <w:r/>
+          </w:p>
+        </w:tc>
+        <w:tc>
+          <w:tcPr>
+            <w:tcW w:type="dxa" w:w="1530"/>
+          </w:tcPr>
+          <w:p>
+            <w:r/>
           </w:p>
         </w:tc>
       </w:tr>
       <w:tr>
         <w:tc>
           <w:tcPr>
-            <w:tcW w:type="dxa" w:w="1080"/>
+            <w:tcW w:type="dxa" w:w="1530"/>
           </w:tcPr>
           <w:p>
             <w:r>
-              <w:t>P4</w:t>
+              <w:t>P8</w:t>
             </w:r>
           </w:p>
         </w:tc>
         <w:tc>
           <w:tcPr>
-            <w:tcW w:type="dxa" w:w="1080"/>
+            <w:tcW w:type="dxa" w:w="1530"/>
           </w:tcPr>
           <w:p>
             <w:r>
-              <w:t>10:10-10:50</w:t>
+              <w:t>1:20-2:00</w:t>
             </w:r>
           </w:p>
         </w:tc>
         <w:tc>
           <w:tcPr>
-            <w:tcW w:type="dxa" w:w="1080"/>
+            <w:tcW w:type="dxa" w:w="1530"/>
           </w:tcPr>
           <w:p>
             <w:r>
@@ -384,7 +806,7 @@
         </w:tc>
         <w:tc>
           <w:tcPr>
-            <w:tcW w:type="dxa" w:w="1080"/>
+            <w:tcW w:type="dxa" w:w="1530"/>
           </w:tcPr>
           <w:p>
             <w:r/>
@@ -392,67 +814,7 @@
         </w:tc>
         <w:tc>
           <w:tcPr>
-            <w:tcW w:type="dxa" w:w="1080"/>
-          </w:tcPr>
-          <w:p>
-            <w:r/>
-          </w:p>
-        </w:tc>
-        <w:tc>
-          <w:tcPr>
-            <w:tcW w:type="dxa" w:w="1080"/>
-          </w:tcPr>
-          <w:p>
-            <w:r>
-              <w:t>9D</w:t>
-              <w:br/>
-              <w:t>MATHS</w:t>
-            </w:r>
-          </w:p>
-        </w:tc>
-        <w:tc>
-          <w:tcPr>
-            <w:tcW w:type="dxa" w:w="1080"/>
-          </w:tcPr>
-          <w:p>
-            <w:r/>
-          </w:p>
-        </w:tc>
-        <w:tc>
-          <w:tcPr>
-            <w:tcW w:type="dxa" w:w="1080"/>
-          </w:tcPr>
-          <w:p>
-            <w:r>
-              <w:t>9:50-10:25</w:t>
-            </w:r>
-          </w:p>
-        </w:tc>
-      </w:tr>
-      <w:tr>
-        <w:tc>
-          <w:tcPr>
-            <w:tcW w:type="dxa" w:w="1080"/>
-          </w:tcPr>
-          <w:p>
-            <w:r>
-              <w:t>P5</w:t>
-            </w:r>
-          </w:p>
-        </w:tc>
-        <w:tc>
-          <w:tcPr>
-            <w:tcW w:type="dxa" w:w="1080"/>
-          </w:tcPr>
-          <w:p>
-            <w:r>
-              <w:t>10:50-11:30</w:t>
-            </w:r>
-          </w:p>
-        </w:tc>
-        <w:tc>
-          <w:tcPr>
-            <w:tcW w:type="dxa" w:w="1080"/>
+            <w:tcW w:type="dxa" w:w="1530"/>
           </w:tcPr>
           <w:p>
             <w:r>
@@ -464,19 +826,7 @@
         </w:tc>
         <w:tc>
           <w:tcPr>
-            <w:tcW w:type="dxa" w:w="1080"/>
-          </w:tcPr>
-          <w:p>
-            <w:r>
-              <w:t>9D</w:t>
-              <w:br/>
-              <w:t>MATHS</w:t>
-            </w:r>
-          </w:p>
-        </w:tc>
-        <w:tc>
-          <w:tcPr>
-            <w:tcW w:type="dxa" w:w="1080"/>
+            <w:tcW w:type="dxa" w:w="1530"/>
           </w:tcPr>
           <w:p>
             <w:r>
@@ -488,61 +838,7 @@
         </w:tc>
         <w:tc>
           <w:tcPr>
-            <w:tcW w:type="dxa" w:w="1080"/>
-          </w:tcPr>
-          <w:p>
-            <w:r>
-              <w:t>10F</w:t>
-              <w:br/>
-              <w:t>MATHS</w:t>
-            </w:r>
-          </w:p>
-        </w:tc>
-        <w:tc>
-          <w:tcPr>
-            <w:tcW w:type="dxa" w:w="1080"/>
-          </w:tcPr>
-          <w:p>
-            <w:r>
-              <w:t>Lunch</w:t>
-            </w:r>
-          </w:p>
-        </w:tc>
-        <w:tc>
-          <w:tcPr>
-            <w:tcW w:type="dxa" w:w="1080"/>
-          </w:tcPr>
-          <w:p>
-            <w:r>
-              <w:t>10:55-11:35</w:t>
-            </w:r>
-          </w:p>
-        </w:tc>
-      </w:tr>
-      <w:tr>
-        <w:tc>
-          <w:tcPr>
-            <w:tcW w:type="dxa" w:w="1080"/>
-          </w:tcPr>
-          <w:p>
-            <w:r>
-              <w:t>Lunch</w:t>
-            </w:r>
-          </w:p>
-        </w:tc>
-        <w:tc>
-          <w:tcPr>
-            <w:tcW w:type="dxa" w:w="1080"/>
-          </w:tcPr>
-          <w:p>
-            <w:r>
-              <w:t>11:30-12:00</w:t>
-            </w:r>
-          </w:p>
-        </w:tc>
-        <w:tc>
-          <w:tcPr>
-            <w:tcW w:type="dxa" w:w="1080"/>
+            <w:tcW w:type="dxa" w:w="1530"/>
           </w:tcPr>
           <w:p>
             <w:r/>
@@ -550,281 +846,7 @@
         </w:tc>
         <w:tc>
           <w:tcPr>
-            <w:tcW w:type="dxa" w:w="1080"/>
-          </w:tcPr>
-          <w:p>
-            <w:r/>
-          </w:p>
-        </w:tc>
-        <w:tc>
-          <w:tcPr>
-            <w:tcW w:type="dxa" w:w="1080"/>
-          </w:tcPr>
-          <w:p>
-            <w:r/>
-          </w:p>
-        </w:tc>
-        <w:tc>
-          <w:tcPr>
-            <w:tcW w:type="dxa" w:w="1080"/>
-          </w:tcPr>
-          <w:p>
-            <w:r/>
-          </w:p>
-        </w:tc>
-        <w:tc>
-          <w:tcPr>
-            <w:tcW w:type="dxa" w:w="1080"/>
-          </w:tcPr>
-          <w:p>
-            <w:r>
-              <w:t>9D</w:t>
-              <w:br/>
-              <w:t>MATHS</w:t>
-            </w:r>
-          </w:p>
-        </w:tc>
-        <w:tc>
-          <w:tcPr>
-            <w:tcW w:type="dxa" w:w="1080"/>
-          </w:tcPr>
-          <w:p>
-            <w:r>
-              <w:t>10:25-10:55</w:t>
-            </w:r>
-          </w:p>
-        </w:tc>
-      </w:tr>
-      <w:tr>
-        <w:tc>
-          <w:tcPr>
-            <w:tcW w:type="dxa" w:w="1080"/>
-          </w:tcPr>
-          <w:p>
-            <w:r>
-              <w:t>P6</w:t>
-            </w:r>
-          </w:p>
-        </w:tc>
-        <w:tc>
-          <w:tcPr>
-            <w:tcW w:type="dxa" w:w="1080"/>
-          </w:tcPr>
-          <w:p>
-            <w:r>
-              <w:t>12:00-12:40</w:t>
-            </w:r>
-          </w:p>
-        </w:tc>
-        <w:tc>
-          <w:tcPr>
-            <w:tcW w:type="dxa" w:w="1080"/>
-          </w:tcPr>
-          <w:p>
-            <w:r/>
-          </w:p>
-        </w:tc>
-        <w:tc>
-          <w:tcPr>
-            <w:tcW w:type="dxa" w:w="1080"/>
-          </w:tcPr>
-          <w:p>
-            <w:r>
-              <w:t>10F</w:t>
-              <w:br/>
-              <w:t>MATHS</w:t>
-            </w:r>
-          </w:p>
-        </w:tc>
-        <w:tc>
-          <w:tcPr>
-            <w:tcW w:type="dxa" w:w="1080"/>
-          </w:tcPr>
-          <w:p>
-            <w:r/>
-          </w:p>
-        </w:tc>
-        <w:tc>
-          <w:tcPr>
-            <w:tcW w:type="dxa" w:w="1080"/>
-          </w:tcPr>
-          <w:p>
-            <w:r/>
-          </w:p>
-        </w:tc>
-        <w:tc>
-          <w:tcPr>
-            <w:tcW w:type="dxa" w:w="1080"/>
-          </w:tcPr>
-          <w:p>
-            <w:r>
-              <w:t>10F</w:t>
-              <w:br/>
-              <w:t>MATHS</w:t>
-            </w:r>
-          </w:p>
-        </w:tc>
-        <w:tc>
-          <w:tcPr>
-            <w:tcW w:type="dxa" w:w="1080"/>
-          </w:tcPr>
-          <w:p>
-            <w:r>
-              <w:t>11:35-12:15</w:t>
-            </w:r>
-          </w:p>
-        </w:tc>
-      </w:tr>
-      <w:tr>
-        <w:tc>
-          <w:tcPr>
-            <w:tcW w:type="dxa" w:w="1080"/>
-          </w:tcPr>
-          <w:p>
-            <w:r>
-              <w:t>P7</w:t>
-            </w:r>
-          </w:p>
-        </w:tc>
-        <w:tc>
-          <w:tcPr>
-            <w:tcW w:type="dxa" w:w="1080"/>
-          </w:tcPr>
-          <w:p>
-            <w:r>
-              <w:t>12:40-1:20</w:t>
-            </w:r>
-          </w:p>
-        </w:tc>
-        <w:tc>
-          <w:tcPr>
-            <w:tcW w:type="dxa" w:w="1080"/>
-          </w:tcPr>
-          <w:p>
-            <w:r>
-              <w:t>10F</w:t>
-              <w:br/>
-              <w:t>MATHS</w:t>
-            </w:r>
-          </w:p>
-        </w:tc>
-        <w:tc>
-          <w:tcPr>
-            <w:tcW w:type="dxa" w:w="1080"/>
-          </w:tcPr>
-          <w:p>
-            <w:r>
-              <w:t>8C</w:t>
-              <w:br/>
-              <w:t>MATHS</w:t>
-            </w:r>
-          </w:p>
-        </w:tc>
-        <w:tc>
-          <w:tcPr>
-            <w:tcW w:type="dxa" w:w="1080"/>
-          </w:tcPr>
-          <w:p>
-            <w:r>
-              <w:t>10F</w:t>
-              <w:br/>
-              <w:t>MATHS</w:t>
-            </w:r>
-          </w:p>
-        </w:tc>
-        <w:tc>
-          <w:tcPr>
-            <w:tcW w:type="dxa" w:w="1080"/>
-          </w:tcPr>
-          <w:p>
-            <w:r/>
-          </w:p>
-        </w:tc>
-        <w:tc>
-          <w:tcPr>
-            <w:tcW w:type="dxa" w:w="1080"/>
-          </w:tcPr>
-          <w:p>
-            <w:r/>
-          </w:p>
-        </w:tc>
-        <w:tc>
-          <w:tcPr>
-            <w:tcW w:type="dxa" w:w="1080"/>
-          </w:tcPr>
-          <w:p>
-            <w:r/>
-          </w:p>
-        </w:tc>
-      </w:tr>
-      <w:tr>
-        <w:tc>
-          <w:tcPr>
-            <w:tcW w:type="dxa" w:w="1080"/>
-          </w:tcPr>
-          <w:p>
-            <w:r>
-              <w:t>P8</w:t>
-            </w:r>
-          </w:p>
-        </w:tc>
-        <w:tc>
-          <w:tcPr>
-            <w:tcW w:type="dxa" w:w="1080"/>
-          </w:tcPr>
-          <w:p>
-            <w:r>
-              <w:t>1:20-2:00</w:t>
-            </w:r>
-          </w:p>
-        </w:tc>
-        <w:tc>
-          <w:tcPr>
-            <w:tcW w:type="dxa" w:w="1080"/>
-          </w:tcPr>
-          <w:p>
-            <w:r/>
-          </w:p>
-        </w:tc>
-        <w:tc>
-          <w:tcPr>
-            <w:tcW w:type="dxa" w:w="1080"/>
-          </w:tcPr>
-          <w:p>
-            <w:r/>
-          </w:p>
-        </w:tc>
-        <w:tc>
-          <w:tcPr>
-            <w:tcW w:type="dxa" w:w="1080"/>
-          </w:tcPr>
-          <w:p>
-            <w:r/>
-          </w:p>
-        </w:tc>
-        <w:tc>
-          <w:tcPr>
-            <w:tcW w:type="dxa" w:w="1080"/>
-          </w:tcPr>
-          <w:p>
-            <w:r>
-              <w:t>9D</w:t>
-              <w:br/>
-              <w:t>MATHS</w:t>
-            </w:r>
-          </w:p>
-        </w:tc>
-        <w:tc>
-          <w:tcPr>
-            <w:tcW w:type="dxa" w:w="1080"/>
-          </w:tcPr>
-          <w:p>
-            <w:r/>
-          </w:p>
-        </w:tc>
-        <w:tc>
-          <w:tcPr>
-            <w:tcW w:type="dxa" w:w="1080"/>
+            <w:tcW w:type="dxa" w:w="1530"/>
           </w:tcPr>
           <w:p>
             <w:r/>
@@ -833,7 +855,7 @@
       </w:tr>
     </w:tbl>
     <w:sectPr>
-      <w:pgSz w:w="12240" w:h="15840"/>
+      <w:pgSz w:w="15840" w:h="12240" w:orient="landscape"/>
       <w:pgMar w:top="1440" w:right="1800" w:bottom="1440" w:left="1800" w:header="720" w:footer="720" w:gutter="0"/>
       <w:cols w:space="720"/>
       <w:docGrid w:linePitch="360"/>

--- a/ALIA_timetable.docx
+++ b/ALIA_timetable.docx
@@ -255,7 +255,11 @@
             <w:tcW w:type="dxa" w:w="1530"/>
           </w:tcPr>
           <w:p>
-            <w:r/>
+            <w:r>
+              <w:t>10F</w:t>
+              <w:br/>
+              <w:t>MATHS</w:t>
+            </w:r>
           </w:p>
         </w:tc>
         <w:tc>
@@ -447,7 +451,11 @@
             <w:tcW w:type="dxa" w:w="1530"/>
           </w:tcPr>
           <w:p>
-            <w:r/>
+            <w:r>
+              <w:t>9D</w:t>
+              <w:br/>
+              <w:t>MATHS</w:t>
+            </w:r>
           </w:p>
         </w:tc>
         <w:tc>
@@ -579,11 +587,7 @@
             <w:tcW w:type="dxa" w:w="1530"/>
           </w:tcPr>
           <w:p>
-            <w:r>
-              <w:t>10F</w:t>
-              <w:br/>
-              <w:t>MATHS</w:t>
-            </w:r>
+            <w:r/>
           </w:p>
         </w:tc>
         <w:tc>
@@ -647,11 +651,7 @@
             <w:tcW w:type="dxa" w:w="1530"/>
           </w:tcPr>
           <w:p>
-            <w:r>
-              <w:t>9D</w:t>
-              <w:br/>
-              <w:t>MATHS</w:t>
-            </w:r>
+            <w:r/>
           </w:p>
         </w:tc>
         <w:tc>
@@ -679,11 +679,7 @@
             <w:tcW w:type="dxa" w:w="1530"/>
           </w:tcPr>
           <w:p>
-            <w:r>
-              <w:t>9D</w:t>
-              <w:br/>
-              <w:t>MATHS</w:t>
-            </w:r>
+            <w:r/>
           </w:p>
         </w:tc>
         <w:tc>
@@ -731,7 +727,11 @@
             <w:tcW w:type="dxa" w:w="1530"/>
           </w:tcPr>
           <w:p>
-            <w:r/>
+            <w:r>
+              <w:t>9D</w:t>
+              <w:br/>
+              <w:t>MATHS</w:t>
+            </w:r>
           </w:p>
         </w:tc>
         <w:tc>

--- a/ALIA_timetable.docx
+++ b/ALIA_timetable.docx
@@ -587,7 +587,11 @@
             <w:tcW w:type="dxa" w:w="1530"/>
           </w:tcPr>
           <w:p>
-            <w:r/>
+            <w:r>
+              <w:t>8C</w:t>
+              <w:br/>
+              <w:t>MATHS</w:t>
+            </w:r>
           </w:p>
         </w:tc>
         <w:tc>
@@ -817,11 +821,7 @@
             <w:tcW w:type="dxa" w:w="1530"/>
           </w:tcPr>
           <w:p>
-            <w:r>
-              <w:t>8C</w:t>
-              <w:br/>
-              <w:t>MATHS</w:t>
-            </w:r>
+            <w:r/>
           </w:p>
         </w:tc>
         <w:tc>

--- a/ALIA_timetable.docx
+++ b/ALIA_timetable.docx
@@ -239,22 +239,6 @@
             <w:tcW w:type="dxa" w:w="1530"/>
           </w:tcPr>
           <w:p>
-            <w:r/>
-          </w:p>
-        </w:tc>
-        <w:tc>
-          <w:tcPr>
-            <w:tcW w:type="dxa" w:w="1530"/>
-          </w:tcPr>
-          <w:p>
-            <w:r/>
-          </w:p>
-        </w:tc>
-        <w:tc>
-          <w:tcPr>
-            <w:tcW w:type="dxa" w:w="1530"/>
-          </w:tcPr>
-          <w:p>
             <w:r>
               <w:t>10F</w:t>
               <w:br/>
@@ -275,8 +259,28 @@
             <w:tcW w:type="dxa" w:w="1530"/>
           </w:tcPr>
           <w:p>
+            <w:r/>
+          </w:p>
+        </w:tc>
+        <w:tc>
+          <w:tcPr>
+            <w:tcW w:type="dxa" w:w="1530"/>
+          </w:tcPr>
+          <w:p>
             <w:r>
               <w:t>8C</w:t>
+              <w:br/>
+              <w:t>MATHS</w:t>
+            </w:r>
+          </w:p>
+        </w:tc>
+        <w:tc>
+          <w:tcPr>
+            <w:tcW w:type="dxa" w:w="1530"/>
+          </w:tcPr>
+          <w:p>
+            <w:r>
+              <w:t>9F</w:t>
               <w:br/>
               <w:t>MATHS</w:t>
             </w:r>
@@ -319,6 +323,14 @@
             <w:tcW w:type="dxa" w:w="1530"/>
           </w:tcPr>
           <w:p>
+            <w:r/>
+          </w:p>
+        </w:tc>
+        <w:tc>
+          <w:tcPr>
+            <w:tcW w:type="dxa" w:w="1530"/>
+          </w:tcPr>
+          <w:p>
             <w:r>
               <w:t>8C</w:t>
               <w:br/>
@@ -343,16 +355,8 @@
             <w:tcW w:type="dxa" w:w="1530"/>
           </w:tcPr>
           <w:p>
-            <w:r/>
-          </w:p>
-        </w:tc>
-        <w:tc>
-          <w:tcPr>
-            <w:tcW w:type="dxa" w:w="1530"/>
-          </w:tcPr>
-          <w:p>
             <w:r>
-              <w:t>10F</w:t>
+              <w:t>8C</w:t>
               <w:br/>
               <w:t>MATHS</w:t>
             </w:r>
@@ -363,7 +367,11 @@
             <w:tcW w:type="dxa" w:w="1530"/>
           </w:tcPr>
           <w:p>
-            <w:r/>
+            <w:r>
+              <w:t>8C</w:t>
+              <w:br/>
+              <w:t>MATHS</w:t>
+            </w:r>
           </w:p>
         </w:tc>
         <w:tc>
@@ -403,11 +411,15 @@
             <w:tcW w:type="dxa" w:w="1530"/>
           </w:tcPr>
           <w:p>
-            <w:r>
-              <w:t>9D</w:t>
-              <w:br/>
-              <w:t>MATHS</w:t>
-            </w:r>
+            <w:r/>
+          </w:p>
+        </w:tc>
+        <w:tc>
+          <w:tcPr>
+            <w:tcW w:type="dxa" w:w="1530"/>
+          </w:tcPr>
+          <w:p>
+            <w:r/>
           </w:p>
         </w:tc>
         <w:tc>
@@ -427,11 +439,7 @@
             <w:tcW w:type="dxa" w:w="1530"/>
           </w:tcPr>
           <w:p>
-            <w:r>
-              <w:t>9D</w:t>
-              <w:br/>
-              <w:t>MATHS</w:t>
-            </w:r>
+            <w:r/>
           </w:p>
         </w:tc>
         <w:tc>
@@ -439,23 +447,7 @@
             <w:tcW w:type="dxa" w:w="1530"/>
           </w:tcPr>
           <w:p>
-            <w:r>
-              <w:t>9D</w:t>
-              <w:br/>
-              <w:t>MATHS</w:t>
-            </w:r>
-          </w:p>
-        </w:tc>
-        <w:tc>
-          <w:tcPr>
-            <w:tcW w:type="dxa" w:w="1530"/>
-          </w:tcPr>
-          <w:p>
-            <w:r>
-              <w:t>9D</w:t>
-              <w:br/>
-              <w:t>MATHS</w:t>
-            </w:r>
+            <w:r/>
           </w:p>
         </w:tc>
         <w:tc>
@@ -568,7 +560,19 @@
           </w:tcPr>
           <w:p>
             <w:r>
-              <w:t>9D</w:t>
+              <w:t>8C</w:t>
+              <w:br/>
+              <w:t>MATHS</w:t>
+            </w:r>
+          </w:p>
+        </w:tc>
+        <w:tc>
+          <w:tcPr>
+            <w:tcW w:type="dxa" w:w="1530"/>
+          </w:tcPr>
+          <w:p>
+            <w:r>
+              <w:t>10F</w:t>
               <w:br/>
               <w:t>MATHS</w:t>
             </w:r>
@@ -580,18 +584,6 @@
           </w:tcPr>
           <w:p>
             <w:r/>
-          </w:p>
-        </w:tc>
-        <w:tc>
-          <w:tcPr>
-            <w:tcW w:type="dxa" w:w="1530"/>
-          </w:tcPr>
-          <w:p>
-            <w:r>
-              <w:t>8C</w:t>
-              <w:br/>
-              <w:t>MATHS</w:t>
-            </w:r>
           </w:p>
         </w:tc>
         <w:tc>
@@ -663,11 +655,7 @@
             <w:tcW w:type="dxa" w:w="1530"/>
           </w:tcPr>
           <w:p>
-            <w:r>
-              <w:t>10F</w:t>
-              <w:br/>
-              <w:t>MATHS</w:t>
-            </w:r>
+            <w:r/>
           </w:p>
         </w:tc>
         <w:tc>
@@ -675,7 +663,11 @@
             <w:tcW w:type="dxa" w:w="1530"/>
           </w:tcPr>
           <w:p>
-            <w:r/>
+            <w:r>
+              <w:t>10F</w:t>
+              <w:br/>
+              <w:t>MATHS</w:t>
+            </w:r>
           </w:p>
         </w:tc>
         <w:tc>
@@ -723,7 +715,11 @@
             <w:tcW w:type="dxa" w:w="1530"/>
           </w:tcPr>
           <w:p>
-            <w:r/>
+            <w:r>
+              <w:t>9F</w:t>
+              <w:br/>
+              <w:t>MATHS</w:t>
+            </w:r>
           </w:p>
         </w:tc>
         <w:tc>
@@ -732,7 +728,7 @@
           </w:tcPr>
           <w:p>
             <w:r>
-              <w:t>9D</w:t>
+              <w:t>9F</w:t>
               <w:br/>
               <w:t>MATHS</w:t>
             </w:r>
@@ -752,7 +748,7 @@
           </w:tcPr>
           <w:p>
             <w:r>
-              <w:t>8C</w:t>
+              <w:t>10F</w:t>
               <w:br/>
               <w:t>MATHS</w:t>
             </w:r>
@@ -801,8 +797,16 @@
             <w:tcW w:type="dxa" w:w="1530"/>
           </w:tcPr>
           <w:p>
+            <w:r/>
+          </w:p>
+        </w:tc>
+        <w:tc>
+          <w:tcPr>
+            <w:tcW w:type="dxa" w:w="1530"/>
+          </w:tcPr>
+          <w:p>
             <w:r>
-              <w:t>10F</w:t>
+              <w:t>9F</w:t>
               <w:br/>
               <w:t>MATHS</w:t>
             </w:r>
@@ -813,15 +817,11 @@
             <w:tcW w:type="dxa" w:w="1530"/>
           </w:tcPr>
           <w:p>
-            <w:r/>
-          </w:p>
-        </w:tc>
-        <w:tc>
-          <w:tcPr>
-            <w:tcW w:type="dxa" w:w="1530"/>
-          </w:tcPr>
-          <w:p>
-            <w:r/>
+            <w:r>
+              <w:t>9F</w:t>
+              <w:br/>
+              <w:t>MATHS</w:t>
+            </w:r>
           </w:p>
         </w:tc>
         <w:tc>
@@ -830,7 +830,7 @@
           </w:tcPr>
           <w:p>
             <w:r>
-              <w:t>8C</w:t>
+              <w:t>9F</w:t>
               <w:br/>
               <w:t>MATHS</w:t>
             </w:r>
